--- a/app/doc_templates/TOR.docx
+++ b/app/doc_templates/TOR.docx
@@ -115,15 +115,16 @@
     <w:tbl>
       <w:tblPr>
         <w:tblStyle w:val="TableGrid"/>
-        <w:tblW w:type="auto" w:w="0"/>
+        <w:tblW w:type="dxa" w:w="9213"/>
+        <w:tblLayout w:type="fixed"/>
         <w:tblLook w:firstColumn="1" w:firstRow="1" w:lastColumn="0" w:lastRow="0" w:noHBand="0" w:noVBand="1" w:val="04A0"/>
       </w:tblPr>
       <w:tblGrid>
-        <w:gridCol w:w="1843"/>
-        <w:gridCol w:w="1843"/>
-        <w:gridCol w:w="1843"/>
-        <w:gridCol w:w="1843"/>
-        <w:gridCol w:w="1843"/>
+        <w:gridCol w:w="680"/>
+        <w:gridCol w:w="3969"/>
+        <w:gridCol w:w="1474"/>
+        <w:gridCol w:w="1474"/>
+        <w:gridCol w:w="1616"/>
       </w:tblGrid>
       <w:tr>
         <w:trPr>
@@ -131,7 +132,7 @@
         </w:trPr>
         <w:tc>
           <w:tcPr>
-            <w:tcW w:type="dxa" w:w="1843"/>
+            <w:tcW w:type="dxa" w:w="680"/>
           </w:tcPr>
           <w:p>
             <w:pPr>
@@ -152,7 +153,7 @@
         </w:tc>
         <w:tc>
           <w:tcPr>
-            <w:tcW w:type="dxa" w:w="1843"/>
+            <w:tcW w:type="dxa" w:w="3969"/>
           </w:tcPr>
           <w:p>
             <w:pPr>
@@ -173,7 +174,7 @@
         </w:tc>
         <w:tc>
           <w:tcPr>
-            <w:tcW w:type="dxa" w:w="1843"/>
+            <w:tcW w:type="dxa" w:w="1474"/>
           </w:tcPr>
           <w:p>
             <w:pPr>
@@ -194,7 +195,7 @@
         </w:tc>
         <w:tc>
           <w:tcPr>
-            <w:tcW w:type="dxa" w:w="1843"/>
+            <w:tcW w:type="dxa" w:w="1474"/>
           </w:tcPr>
           <w:p>
             <w:pPr>
@@ -215,7 +216,7 @@
         </w:tc>
         <w:tc>
           <w:tcPr>
-            <w:tcW w:type="dxa" w:w="1843"/>
+            <w:tcW w:type="dxa" w:w="1616"/>
           </w:tcPr>
           <w:p>
             <w:pPr>
@@ -238,7 +239,7 @@
       <w:tr>
         <w:tc>
           <w:tcPr>
-            <w:tcW w:type="dxa" w:w="1843"/>
+            <w:tcW w:type="dxa" w:w="680"/>
           </w:tcPr>
           <w:p>
             <w:pPr>
@@ -259,25 +260,25 @@
         </w:tc>
         <w:tc>
           <w:tcPr>
-            <w:tcW w:type="dxa" w:w="1843"/>
+            <w:tcW w:type="dxa" w:w="3969"/>
           </w:tcPr>
           <w:p/>
         </w:tc>
         <w:tc>
           <w:tcPr>
-            <w:tcW w:type="dxa" w:w="1843"/>
+            <w:tcW w:type="dxa" w:w="1474"/>
           </w:tcPr>
           <w:p/>
         </w:tc>
         <w:tc>
           <w:tcPr>
-            <w:tcW w:type="dxa" w:w="1843"/>
+            <w:tcW w:type="dxa" w:w="1474"/>
           </w:tcPr>
           <w:p/>
         </w:tc>
         <w:tc>
           <w:tcPr>
-            <w:tcW w:type="dxa" w:w="1843"/>
+            <w:tcW w:type="dxa" w:w="1616"/>
           </w:tcPr>
           <w:p/>
         </w:tc>
@@ -288,7 +289,7 @@
         </w:trPr>
         <w:tc>
           <w:tcPr>
-            <w:tcW w:type="dxa" w:w="1843"/>
+            <w:tcW w:type="dxa" w:w="680"/>
           </w:tcPr>
           <w:p>
             <w:pPr>
@@ -309,7 +310,7 @@
         </w:tc>
         <w:tc>
           <w:tcPr>
-            <w:tcW w:type="dxa" w:w="1843"/>
+            <w:tcW w:type="dxa" w:w="3969"/>
           </w:tcPr>
           <w:p>
             <w:pPr>
@@ -330,7 +331,7 @@
         </w:tc>
         <w:tc>
           <w:tcPr>
-            <w:tcW w:type="dxa" w:w="1843"/>
+            <w:tcW w:type="dxa" w:w="1474"/>
           </w:tcPr>
           <w:p>
             <w:pPr>
@@ -351,7 +352,7 @@
         </w:tc>
         <w:tc>
           <w:tcPr>
-            <w:tcW w:type="dxa" w:w="1843"/>
+            <w:tcW w:type="dxa" w:w="1474"/>
           </w:tcPr>
           <w:p>
             <w:pPr>
@@ -372,7 +373,7 @@
         </w:tc>
         <w:tc>
           <w:tcPr>
-            <w:tcW w:type="dxa" w:w="1843"/>
+            <w:tcW w:type="dxa" w:w="1616"/>
           </w:tcPr>
           <w:p>
             <w:pPr>
@@ -395,7 +396,7 @@
       <w:tr>
         <w:tc>
           <w:tcPr>
-            <w:tcW w:type="dxa" w:w="1843"/>
+            <w:tcW w:type="dxa" w:w="680"/>
           </w:tcPr>
           <w:p>
             <w:pPr>
@@ -416,25 +417,25 @@
         </w:tc>
         <w:tc>
           <w:tcPr>
-            <w:tcW w:type="dxa" w:w="1843"/>
+            <w:tcW w:type="dxa" w:w="3969"/>
           </w:tcPr>
           <w:p/>
         </w:tc>
         <w:tc>
           <w:tcPr>
-            <w:tcW w:type="dxa" w:w="1843"/>
+            <w:tcW w:type="dxa" w:w="1474"/>
           </w:tcPr>
           <w:p/>
         </w:tc>
         <w:tc>
           <w:tcPr>
-            <w:tcW w:type="dxa" w:w="1843"/>
+            <w:tcW w:type="dxa" w:w="1474"/>
           </w:tcPr>
           <w:p/>
         </w:tc>
         <w:tc>
           <w:tcPr>
-            <w:tcW w:type="dxa" w:w="1843"/>
+            <w:tcW w:type="dxa" w:w="1616"/>
           </w:tcPr>
           <w:p/>
         </w:tc>
@@ -442,7 +443,7 @@
       <w:tr>
         <w:tc>
           <w:tcPr>
-            <w:tcW w:type="dxa" w:w="1843"/>
+            <w:tcW w:type="dxa" w:w="680"/>
           </w:tcPr>
           <w:p>
             <w:pPr>
@@ -463,25 +464,25 @@
         </w:tc>
         <w:tc>
           <w:tcPr>
-            <w:tcW w:type="dxa" w:w="1843"/>
+            <w:tcW w:type="dxa" w:w="3969"/>
           </w:tcPr>
           <w:p/>
         </w:tc>
         <w:tc>
           <w:tcPr>
-            <w:tcW w:type="dxa" w:w="1843"/>
+            <w:tcW w:type="dxa" w:w="1474"/>
           </w:tcPr>
           <w:p/>
         </w:tc>
         <w:tc>
           <w:tcPr>
-            <w:tcW w:type="dxa" w:w="1843"/>
+            <w:tcW w:type="dxa" w:w="1474"/>
           </w:tcPr>
           <w:p/>
         </w:tc>
         <w:tc>
           <w:tcPr>
-            <w:tcW w:type="dxa" w:w="1843"/>
+            <w:tcW w:type="dxa" w:w="1616"/>
           </w:tcPr>
           <w:p/>
         </w:tc>
@@ -489,7 +490,7 @@
       <w:tr>
         <w:tc>
           <w:tcPr>
-            <w:tcW w:type="dxa" w:w="7372"/>
+            <w:tcW w:type="dxa" w:w="1474"/>
             <w:gridSpan w:val="4"/>
           </w:tcPr>
           <w:p>
@@ -511,7 +512,7 @@
         </w:tc>
         <w:tc>
           <w:tcPr>
-            <w:tcW w:type="dxa" w:w="1843"/>
+            <w:tcW w:type="dxa" w:w="1616"/>
           </w:tcPr>
           <w:p>
             <w:pPr>
@@ -534,7 +535,7 @@
       <w:tr>
         <w:tc>
           <w:tcPr>
-            <w:tcW w:type="dxa" w:w="7372"/>
+            <w:tcW w:type="dxa" w:w="1474"/>
             <w:gridSpan w:val="4"/>
           </w:tcPr>
           <w:p>
@@ -556,7 +557,7 @@
         </w:tc>
         <w:tc>
           <w:tcPr>
-            <w:tcW w:type="dxa" w:w="1843"/>
+            <w:tcW w:type="dxa" w:w="1616"/>
           </w:tcPr>
           <w:p>
             <w:pPr>
@@ -579,7 +580,7 @@
       <w:tr>
         <w:tc>
           <w:tcPr>
-            <w:tcW w:type="dxa" w:w="1843"/>
+            <w:tcW w:type="dxa" w:w="680"/>
           </w:tcPr>
           <w:p>
             <w:pPr>
@@ -600,25 +601,25 @@
         </w:tc>
         <w:tc>
           <w:tcPr>
-            <w:tcW w:type="dxa" w:w="1843"/>
+            <w:tcW w:type="dxa" w:w="3969"/>
           </w:tcPr>
           <w:p/>
         </w:tc>
         <w:tc>
           <w:tcPr>
-            <w:tcW w:type="dxa" w:w="1843"/>
+            <w:tcW w:type="dxa" w:w="1474"/>
           </w:tcPr>
           <w:p/>
         </w:tc>
         <w:tc>
           <w:tcPr>
-            <w:tcW w:type="dxa" w:w="1843"/>
+            <w:tcW w:type="dxa" w:w="1474"/>
           </w:tcPr>
           <w:p/>
         </w:tc>
         <w:tc>
           <w:tcPr>
-            <w:tcW w:type="dxa" w:w="1843"/>
+            <w:tcW w:type="dxa" w:w="1616"/>
           </w:tcPr>
           <w:p/>
         </w:tc>
@@ -626,7 +627,7 @@
       <w:tr>
         <w:tc>
           <w:tcPr>
-            <w:tcW w:type="dxa" w:w="7372"/>
+            <w:tcW w:type="dxa" w:w="1474"/>
             <w:gridSpan w:val="4"/>
           </w:tcPr>
           <w:p>
@@ -648,7 +649,7 @@
         </w:tc>
         <w:tc>
           <w:tcPr>
-            <w:tcW w:type="dxa" w:w="1843"/>
+            <w:tcW w:type="dxa" w:w="1616"/>
           </w:tcPr>
           <w:p>
             <w:pPr>
@@ -671,7 +672,7 @@
       <w:tr>
         <w:tc>
           <w:tcPr>
-            <w:tcW w:type="dxa" w:w="9215"/>
+            <w:tcW w:type="dxa" w:w="1616"/>
             <w:gridSpan w:val="5"/>
           </w:tcPr>
           <w:p>
@@ -927,7 +928,7 @@
                 <w:szCs w:val="32"/>
                 <w:bCs w:val="false"/>
               </w:rPr>
-              <w:t>{{ loop.index }}.</w:t>
+              <w:t>{% if spec_members|length &gt; 1 %}{{ loop.index }}.{% endif %}</w:t>
             </w:r>
           </w:p>
         </w:tc>

--- a/app/doc_templates/TOR.docx
+++ b/app/doc_templates/TOR.docx
@@ -928,7 +928,7 @@
                 <w:szCs w:val="32"/>
                 <w:bCs w:val="false"/>
               </w:rPr>
-              <w:t>{% if spec_members|length &gt; 1 %}{{ loop.index }}.{% endif %}</w:t>
+              <w:t>{{ loop.index }}.</w:t>
             </w:r>
           </w:p>
         </w:tc>

--- a/app/doc_templates/TOR.docx
+++ b/app/doc_templates/TOR.docx
@@ -872,7 +872,7 @@
       <w:tr>
         <w:tc>
           <w:tcPr>
-            <w:tcW w:type="dxa" w:w="737"/>
+            <w:tcW w:type="dxa" w:w="482"/>
           </w:tcPr>
           <w:p>
             <w:pPr>
@@ -893,19 +893,19 @@
         </w:tc>
         <w:tc>
           <w:tcPr>
-            <w:tcW w:type="dxa" w:w="3005"/>
+            <w:tcW w:type="dxa" w:w="2721"/>
           </w:tcPr>
           <w:p/>
         </w:tc>
         <w:tc>
           <w:tcPr>
-            <w:tcW w:type="dxa" w:w="2494"/>
+            <w:tcW w:type="dxa" w:w="3175"/>
           </w:tcPr>
           <w:p/>
         </w:tc>
         <w:tc>
           <w:tcPr>
-            <w:tcW w:type="dxa" w:w="2693"/>
+            <w:tcW w:type="dxa" w:w="2551"/>
           </w:tcPr>
           <w:p/>
         </w:tc>
@@ -913,7 +913,7 @@
       <w:tr>
         <w:tc>
           <w:tcPr>
-            <w:tcW w:type="dxa" w:w="737"/>
+            <w:tcW w:type="dxa" w:w="482"/>
           </w:tcPr>
           <w:p>
             <w:pPr>
@@ -934,7 +934,7 @@
         </w:tc>
         <w:tc>
           <w:tcPr>
-            <w:tcW w:type="dxa" w:w="3005"/>
+            <w:tcW w:type="dxa" w:w="2721"/>
           </w:tcPr>
           <w:p>
             <w:pPr>
@@ -955,7 +955,7 @@
         </w:tc>
         <w:tc>
           <w:tcPr>
-            <w:tcW w:type="dxa" w:w="2494"/>
+            <w:tcW w:type="dxa" w:w="3175"/>
           </w:tcPr>
           <w:p>
             <w:pPr>
@@ -976,7 +976,7 @@
         </w:tc>
         <w:tc>
           <w:tcPr>
-            <w:tcW w:type="dxa" w:w="2693"/>
+            <w:tcW w:type="dxa" w:w="2551"/>
           </w:tcPr>
           <w:p>
             <w:pPr>
@@ -999,7 +999,7 @@
       <w:tr>
         <w:tc>
           <w:tcPr>
-            <w:tcW w:type="dxa" w:w="737"/>
+            <w:tcW w:type="dxa" w:w="482"/>
           </w:tcPr>
           <w:p>
             <w:pPr>
@@ -1020,19 +1020,19 @@
         </w:tc>
         <w:tc>
           <w:tcPr>
-            <w:tcW w:type="dxa" w:w="3005"/>
+            <w:tcW w:type="dxa" w:w="2721"/>
           </w:tcPr>
           <w:p/>
         </w:tc>
         <w:tc>
           <w:tcPr>
-            <w:tcW w:type="dxa" w:w="2494"/>
+            <w:tcW w:type="dxa" w:w="3175"/>
           </w:tcPr>
           <w:p/>
         </w:tc>
         <w:tc>
           <w:tcPr>
-            <w:tcW w:type="dxa" w:w="2693"/>
+            <w:tcW w:type="dxa" w:w="2551"/>
           </w:tcPr>
           <w:p/>
         </w:tc>
